--- a/evidence/2026-10-25/docs/HCC_B1_1_AFP_Evidence_and_Open_Meeting_Record_v12.docx
+++ b/evidence/2026-10-25/docs/HCC_B1_1_AFP_Evidence_and_Open_Meeting_Record_v12.docx
@@ -859,7 +859,7 @@
         <w:keepNext/>
       </w:pPr>
       <w:r>
-        <w:t xml:space="preserve">Full-text evidence and its limits</w:t>
+        <w:t xml:space="preserve">AFP evidence and its limits</w:t>
       </w:r>
     </w:p>
     <w:p>
@@ -3554,7 +3554,7 @@
         <w:keepNext/>
       </w:pPr>
       <w:r>
-        <w:t xml:space="preserve">V12 revision note</w:t>
+        <w:t xml:space="preserve">Revision history</w:t>
       </w:r>
     </w:p>
     <w:p>
@@ -3575,6 +3575,14 @@
       </w:pPr>
       <w:r>
         <w:t xml:space="preserve">Separate external supplements were not reviewed. Other retained citations were not all freshly reread. Document-specific EndNote XML/RIS and live field structures are included; native CWYW reformatting has not been tested.</w:t>
+      </w:r>
+    </w:p>
+    <w:p>
+      <w:pPr>
+        <w:pStyle w:val="Normal"/>
+      </w:pPr>
+      <w:r>
+        <w:t>26 October 2026, 09:30 CDT. Presentation revision: removed release-specific emphasis and grouped evidence with the clinical question it informs. Website navigation is separate from patient findings; selecting a topic or opening a care plan does not establish eligibility. Clinical thresholds, negative results, uncertainty, source links, EndNote field data and OPEN decision status are retained.</w:t>
       </w:r>
     </w:p>
     <w:sectPr>
